--- a/website-pages/08_Get_in_Touch_Oel.docx
+++ b/website-pages/08_Get_in_Touch_Oel.docx
@@ -174,7 +174,7 @@
           <w:bCs/>
           <w:lang w:val="en-GB"/>
         </w:rPr>
-        <w:t>02-580-1616</w:t>
+        <w:t>+972-2-580-1616</w:t>
       </w:r>
       <w:r>
         <w:rPr>
@@ -188,7 +188,7 @@
           <w:bCs/>
           <w:lang w:val="en-GB"/>
         </w:rPr>
-        <w:t>02-580-2022</w:t>
+        <w:t>+972-2-580-2022</w:t>
       </w:r>
       <w:r>
         <w:rPr>
